--- a/docs/versiones/manual_usuario_v1.10_2026-10-16.docx
+++ b/docs/versiones/manual_usuario_v1.10_2026-10-16.docx
@@ -5203,7 +5203,7 @@
     </w:p>
     <w:p>
       <w:r>
-        <w:t>Varias tablas usan abreviaturas o nombres que no se explican solos. Acá está qué significa cada uno, por vista. Lo que no figura en esta sección es de lectura directa (fecha, hora, latitud, longitud, profundidad, magnitud, tipo, etc.).</w:t>
+        <w:t>Varias tablas usan abreviaturas o nombres que no se explican solos. Aquí está qué significa cada uno, por vista. Lo que no figura en esta sección es de lectura directa (fecha, hora, latitud, longitud, profundidad, magnitud, tipo, etc.).</w:t>
       </w:r>
     </w:p>
     <w:p>
